--- a/work.docx
+++ b/work.docx
@@ -57,6 +57,7 @@
     <w:p>
       <w:pPr>
         <w:numPr>
+          <w:ilvl w:val="0"/>
           <w:numId w:val="0"/>
         </w:numPr>
         <w:ind w:firstLine="420" w:firstLineChars="0"/>
@@ -80,6 +81,7 @@
     <w:p>
       <w:pPr>
         <w:numPr>
+          <w:ilvl w:val="0"/>
           <w:numId w:val="0"/>
         </w:numPr>
         <w:ind w:firstLine="420" w:firstLineChars="0"/>
@@ -103,6 +105,7 @@
     <w:p>
       <w:pPr>
         <w:numPr>
+          <w:ilvl w:val="0"/>
           <w:numId w:val="0"/>
         </w:numPr>
         <w:ind w:firstLine="420" w:firstLineChars="0"/>
@@ -126,6 +129,7 @@
     <w:p>
       <w:pPr>
         <w:numPr>
+          <w:ilvl w:val="0"/>
           <w:numId w:val="0"/>
         </w:numPr>
         <w:ind w:firstLine="420" w:firstLineChars="0"/>
@@ -149,6 +153,7 @@
     <w:p>
       <w:pPr>
         <w:numPr>
+          <w:ilvl w:val="0"/>
           <w:numId w:val="0"/>
         </w:numPr>
         <w:ind w:firstLine="420" w:firstLineChars="0"/>
@@ -325,18 +330,7 @@
           <w:bCs w:val="0"/>
           <w:lang w:val="en-US" w:eastAsia="zh-CN"/>
         </w:rPr>
-        <w:t>2026-06-22 缓存清理，</w:t>
-      </w:r>
-      <w:bookmarkStart w:id="0" w:name="_GoBack"/>
-      <w:bookmarkEnd w:id="0"/>
-      <w:r>
-        <w:rPr>
-          <w:rFonts w:hint="eastAsia"/>
-          <w:b w:val="0"/>
-          <w:bCs w:val="0"/>
-          <w:lang w:val="en-US" w:eastAsia="zh-CN"/>
-        </w:rPr>
-        <w:t>桌面应用，仓库更名</w:t>
+        <w:t>2026-06-23 缓存清理，桌面应用，仓库更名</w:t>
       </w:r>
     </w:p>
     <w:p>
@@ -365,7 +359,7 @@
           <w:bCs w:val="0"/>
           <w:lang w:val="en-US" w:eastAsia="zh-CN"/>
         </w:rPr>
-        <w:t>2026-06-23 上传版本0，上传地球村电源板工装，原点路径清扫</w:t>
+        <w:t>2026-06-24 上传版本0，上传地球村电源板工装，原点路径清扫</w:t>
       </w:r>
       <w:r>
         <w:rPr>
@@ -554,6 +548,7 @@
       <w:pPr>
         <w:widowControl w:val="0"/>
         <w:numPr>
+          <w:ilvl w:val="0"/>
           <w:numId w:val="0"/>
         </w:numPr>
         <w:jc w:val="both"/>
@@ -569,6 +564,7 @@
       <w:pPr>
         <w:widowControl w:val="0"/>
         <w:numPr>
+          <w:ilvl w:val="0"/>
           <w:numId w:val="0"/>
         </w:numPr>
         <w:jc w:val="both"/>
@@ -593,6 +589,7 @@
       <w:pPr>
         <w:widowControl w:val="0"/>
         <w:numPr>
+          <w:ilvl w:val="0"/>
           <w:numId w:val="0"/>
         </w:numPr>
         <w:jc w:val="both"/>
@@ -608,6 +605,7 @@
       <w:pPr>
         <w:widowControl w:val="0"/>
         <w:numPr>
+          <w:ilvl w:val="0"/>
           <w:numId w:val="0"/>
         </w:numPr>
         <w:jc w:val="both"/>
@@ -679,8 +677,20 @@
           <w:bCs w:val="0"/>
           <w:lang w:val="en-US" w:eastAsia="zh-CN"/>
         </w:rPr>
-        <w:t>2026-06-22 转换实测更改点为逻辑更改点</w:t>
-      </w:r>
+        <w:t>2026-06-24 转换实测更改点为逻辑更改点</w:t>
+      </w:r>
+    </w:p>
+    <w:p>
+      <w:pPr>
+        <w:rPr>
+          <w:rFonts w:hint="eastAsia"/>
+          <w:b w:val="0"/>
+          <w:bCs w:val="0"/>
+          <w:lang w:val="en-US" w:eastAsia="zh-CN"/>
+        </w:rPr>
+      </w:pPr>
+      <w:bookmarkStart w:id="0" w:name="_GoBack"/>
+      <w:bookmarkEnd w:id="0"/>
     </w:p>
     <w:p>
       <w:pPr>
@@ -707,7 +717,7 @@
           <w:bCs w:val="0"/>
           <w:lang w:val="en-US" w:eastAsia="zh-CN"/>
         </w:rPr>
-        <w:t>3</w:t>
+        <w:t>5</w:t>
       </w:r>
       <w:r>
         <w:rPr>

--- a/work.docx
+++ b/work.docx
@@ -75,7 +75,7 @@
           <w:bCs w:val="0"/>
           <w:lang w:val="en-US" w:eastAsia="zh-CN"/>
         </w:rPr>
-        <w:t>dat日期演化（待吸收-修剪迁移）</w:t>
+        <w:t>date日期演化（待吸收-修剪迁移）</w:t>
       </w:r>
     </w:p>
     <w:p>
@@ -99,7 +99,7 @@
           <w:bCs w:val="0"/>
           <w:lang w:val="en-US" w:eastAsia="zh-CN"/>
         </w:rPr>
-        <w:t>ver版本演化（待上传-副本托管）</w:t>
+        <w:t>verb版本演化（待上传-副本托管）</w:t>
       </w:r>
     </w:p>
     <w:p>
@@ -123,7 +123,7 @@
           <w:bCs w:val="0"/>
           <w:lang w:val="en-US" w:eastAsia="zh-CN"/>
         </w:rPr>
-        <w:t>hub同步副本</w:t>
+        <w:t>ghub同步副本</w:t>
       </w:r>
     </w:p>
     <w:p>
@@ -194,7 +194,7 @@
           <w:bCs w:val="0"/>
           <w:lang w:val="en-US" w:eastAsia="zh-CN"/>
         </w:rPr>
-        <w:t>断点（知识库吸收/上传/分类）</w:t>
+        <w:t>断点时间线（知识库吸收/上传/分类）</w:t>
       </w:r>
     </w:p>
     <w:p>
@@ -217,7 +217,7 @@
           <w:bCs w:val="0"/>
           <w:lang w:val="en-US" w:eastAsia="zh-CN"/>
         </w:rPr>
-        <w:t>版本规划</w:t>
+        <w:t>进度目标</w:t>
       </w:r>
     </w:p>
     <w:p>
@@ -240,7 +240,7 @@
           <w:bCs w:val="0"/>
           <w:lang w:val="en-US" w:eastAsia="zh-CN"/>
         </w:rPr>
-        <w:t>汇总灵感</w:t>
+        <w:t>版本规划</w:t>
       </w:r>
     </w:p>
     <w:p>
@@ -250,20 +250,20 @@
           <w:numId w:val="1"/>
         </w:numPr>
         <w:rPr>
-          <w:rFonts w:hint="default"/>
-          <w:b w:val="0"/>
-          <w:bCs w:val="0"/>
-          <w:lang w:val="en-US" w:eastAsia="zh-CN"/>
-        </w:rPr>
-      </w:pPr>
-      <w:r>
-        <w:rPr>
-          <w:rFonts w:hint="eastAsia"/>
-          <w:b w:val="0"/>
-          <w:bCs w:val="0"/>
-          <w:lang w:val="en-US" w:eastAsia="zh-CN"/>
-        </w:rPr>
-        <w:t>进度目标</w:t>
+          <w:rFonts w:hint="eastAsia"/>
+          <w:b w:val="0"/>
+          <w:bCs w:val="0"/>
+          <w:lang w:val="en-US" w:eastAsia="zh-CN"/>
+        </w:rPr>
+      </w:pPr>
+      <w:r>
+        <w:rPr>
+          <w:rFonts w:hint="eastAsia"/>
+          <w:b w:val="0"/>
+          <w:bCs w:val="0"/>
+          <w:lang w:val="en-US" w:eastAsia="zh-CN"/>
+        </w:rPr>
+        <w:t>汇总灵感</w:t>
       </w:r>
     </w:p>
     <w:p>
@@ -284,11 +284,13 @@
         </w:rPr>
         <w:br w:type="page"/>
       </w:r>
-    </w:p>
-    <w:p>
-      <w:pPr>
-        <w:rPr>
-          <w:rFonts w:hint="eastAsia"/>
+      <w:bookmarkStart w:id="0" w:name="_GoBack"/>
+      <w:bookmarkEnd w:id="0"/>
+    </w:p>
+    <w:p>
+      <w:pPr>
+        <w:rPr>
+          <w:rFonts w:hint="default"/>
           <w:b/>
           <w:bCs/>
           <w:lang w:val="en-US" w:eastAsia="zh-CN"/>
@@ -301,75 +303,344 @@
           <w:bCs/>
           <w:lang w:val="en-US" w:eastAsia="zh-CN"/>
         </w:rPr>
-        <w:t>断点</w:t>
-      </w:r>
-    </w:p>
-    <w:p>
-      <w:pPr>
-        <w:rPr>
-          <w:rFonts w:hint="eastAsia"/>
-          <w:b w:val="0"/>
-          <w:bCs w:val="0"/>
-          <w:lang w:val="en-US" w:eastAsia="zh-CN"/>
-        </w:rPr>
-      </w:pPr>
-    </w:p>
-    <w:p>
-      <w:pPr>
-        <w:rPr>
-          <w:rFonts w:hint="eastAsia"/>
-          <w:b w:val="0"/>
-          <w:bCs w:val="0"/>
-          <w:lang w:val="en-US" w:eastAsia="zh-CN"/>
-        </w:rPr>
-      </w:pPr>
-      <w:r>
-        <w:rPr>
-          <w:rFonts w:hint="eastAsia"/>
-          <w:b w:val="0"/>
-          <w:bCs w:val="0"/>
-          <w:lang w:val="en-US" w:eastAsia="zh-CN"/>
-        </w:rPr>
-        <w:t>2026-06-23 缓存清理，桌面应用，仓库更名</w:t>
-      </w:r>
-    </w:p>
-    <w:p>
-      <w:pPr>
-        <w:rPr>
-          <w:rFonts w:hint="eastAsia"/>
-          <w:b w:val="0"/>
-          <w:bCs w:val="0"/>
-          <w:lang w:val="en-US" w:eastAsia="zh-CN"/>
-        </w:rPr>
-      </w:pPr>
-    </w:p>
-    <w:p>
-      <w:pPr>
-        <w:rPr>
-          <w:rFonts w:hint="default"/>
-          <w:b w:val="0"/>
-          <w:bCs w:val="0"/>
-          <w:lang w:val="en-US" w:eastAsia="zh-CN"/>
-        </w:rPr>
-      </w:pPr>
-      <w:r>
-        <w:rPr>
-          <w:rFonts w:hint="eastAsia"/>
-          <w:b w:val="0"/>
-          <w:bCs w:val="0"/>
-          <w:lang w:val="en-US" w:eastAsia="zh-CN"/>
-        </w:rPr>
-        <w:t>2026-06-24 上传版本0，上传地球村电源板工装，原点路径清扫</w:t>
-      </w:r>
-      <w:r>
-        <w:rPr>
-          <w:rFonts w:hint="eastAsia"/>
-          <w:b w:val="0"/>
-          <w:bCs w:val="0"/>
-          <w:lang w:val="en-US" w:eastAsia="zh-CN"/>
-        </w:rPr>
-        <w:br w:type="page"/>
-      </w:r>
+        <w:t>断点时间线</w:t>
+      </w:r>
+    </w:p>
+    <w:p>
+      <w:pPr>
+        <w:rPr>
+          <w:rFonts w:hint="eastAsia"/>
+          <w:b w:val="0"/>
+          <w:bCs w:val="0"/>
+          <w:lang w:val="en-US" w:eastAsia="zh-CN"/>
+        </w:rPr>
+      </w:pPr>
+    </w:p>
+    <w:p>
+      <w:pPr>
+        <w:rPr>
+          <w:rFonts w:hint="eastAsia"/>
+          <w:b w:val="0"/>
+          <w:bCs w:val="0"/>
+          <w:lang w:val="en-US" w:eastAsia="zh-CN"/>
+        </w:rPr>
+      </w:pPr>
+      <w:r>
+        <w:rPr>
+          <w:rFonts w:hint="eastAsia"/>
+          <w:b w:val="0"/>
+          <w:bCs w:val="0"/>
+          <w:lang w:val="en-US" w:eastAsia="zh-CN"/>
+        </w:rPr>
+        <w:t>2026-06-23 浏览器缓存清理</w:t>
+      </w:r>
+    </w:p>
+    <w:p>
+      <w:pPr>
+        <w:rPr>
+          <w:rFonts w:hint="eastAsia"/>
+          <w:b w:val="0"/>
+          <w:bCs w:val="0"/>
+          <w:lang w:val="en-US" w:eastAsia="zh-CN"/>
+        </w:rPr>
+      </w:pPr>
+    </w:p>
+    <w:p>
+      <w:pPr>
+        <w:rPr>
+          <w:rFonts w:hint="default"/>
+          <w:b w:val="0"/>
+          <w:bCs w:val="0"/>
+          <w:lang w:val="en-US" w:eastAsia="zh-CN"/>
+        </w:rPr>
+      </w:pPr>
+      <w:r>
+        <w:rPr>
+          <w:rFonts w:hint="eastAsia"/>
+          <w:b w:val="0"/>
+          <w:bCs w:val="0"/>
+          <w:lang w:val="en-US" w:eastAsia="zh-CN"/>
+        </w:rPr>
+        <w:t>2026-06-24 仓库更名，目录原理，忽略文件，拣选文件</w:t>
+      </w:r>
+    </w:p>
+    <w:p>
+      <w:pPr>
+        <w:rPr>
+          <w:rFonts w:hint="eastAsia"/>
+          <w:b w:val="0"/>
+          <w:bCs w:val="0"/>
+          <w:lang w:val="en-US" w:eastAsia="zh-CN"/>
+        </w:rPr>
+      </w:pPr>
+    </w:p>
+    <w:p>
+      <w:pPr>
+        <w:rPr>
+          <w:rFonts w:hint="default"/>
+          <w:b w:val="0"/>
+          <w:bCs w:val="0"/>
+          <w:lang w:val="en-US" w:eastAsia="zh-CN"/>
+        </w:rPr>
+      </w:pPr>
+      <w:r>
+        <w:rPr>
+          <w:rFonts w:hint="eastAsia"/>
+          <w:b w:val="0"/>
+          <w:bCs w:val="0"/>
+          <w:lang w:val="en-US" w:eastAsia="zh-CN"/>
+        </w:rPr>
+        <w:t>2026-06-25 桌面应用，知识库，依赖/关联/子库，keil工程工作区冲突</w:t>
+      </w:r>
+    </w:p>
+    <w:p>
+      <w:pPr>
+        <w:rPr>
+          <w:rFonts w:hint="eastAsia"/>
+          <w:b w:val="0"/>
+          <w:bCs w:val="0"/>
+          <w:lang w:val="en-US" w:eastAsia="zh-CN"/>
+        </w:rPr>
+      </w:pPr>
+    </w:p>
+    <w:p>
+      <w:pPr>
+        <w:rPr>
+          <w:rFonts w:hint="eastAsia"/>
+          <w:b w:val="0"/>
+          <w:bCs w:val="0"/>
+          <w:lang w:val="en-US" w:eastAsia="zh-CN"/>
+        </w:rPr>
+        <w:sectPr>
+          <w:pgSz w:w="11906" w:h="16838"/>
+          <w:pgMar w:top="1440" w:right="1800" w:bottom="1440" w:left="1800" w:header="851" w:footer="992" w:gutter="0"/>
+          <w:cols w:space="425" w:num="1"/>
+          <w:docGrid w:type="lines" w:linePitch="312" w:charSpace="0"/>
+        </w:sectPr>
+      </w:pPr>
+      <w:r>
+        <w:rPr>
+          <w:rFonts w:hint="eastAsia"/>
+          <w:b w:val="0"/>
+          <w:bCs w:val="0"/>
+          <w:lang w:val="en-US" w:eastAsia="zh-CN"/>
+        </w:rPr>
+        <w:t>2026-06-26 原点路径清扫</w:t>
+      </w:r>
+    </w:p>
+    <w:p>
+      <w:pPr>
+        <w:rPr>
+          <w:rFonts w:hint="eastAsia"/>
+          <w:b/>
+          <w:bCs/>
+          <w:lang w:val="en-US" w:eastAsia="zh-CN"/>
+        </w:rPr>
+      </w:pPr>
+      <w:r>
+        <w:rPr>
+          <w:rFonts w:hint="eastAsia" w:asciiTheme="minorHAnsi" w:eastAsiaTheme="minorEastAsia"/>
+          <w:b/>
+          <w:bCs/>
+          <w:lang w:val="en-US" w:eastAsia="zh-CN"/>
+        </w:rPr>
+        <w:t>进度目标</w:t>
+      </w:r>
+    </w:p>
+    <w:p>
+      <w:pPr>
+        <w:rPr>
+          <w:rFonts w:hint="eastAsia"/>
+          <w:b w:val="0"/>
+          <w:bCs w:val="0"/>
+          <w:lang w:val="en-US" w:eastAsia="zh-CN"/>
+        </w:rPr>
+      </w:pPr>
+    </w:p>
+    <w:p>
+      <w:pPr>
+        <w:rPr>
+          <w:rFonts w:hint="default"/>
+          <w:b w:val="0"/>
+          <w:bCs w:val="0"/>
+          <w:lang w:val="en-US" w:eastAsia="zh-CN"/>
+        </w:rPr>
+      </w:pPr>
+      <w:r>
+        <w:rPr>
+          <w:rFonts w:hint="eastAsia"/>
+          <w:b w:val="0"/>
+          <w:bCs w:val="0"/>
+          <w:lang w:val="en-US" w:eastAsia="zh-CN"/>
+        </w:rPr>
+        <w:t>2026-06-24 上传版本0</w:t>
+      </w:r>
+    </w:p>
+    <w:p>
+      <w:pPr>
+        <w:rPr>
+          <w:rFonts w:hint="eastAsia"/>
+          <w:b w:val="0"/>
+          <w:bCs w:val="0"/>
+          <w:lang w:val="en-US" w:eastAsia="zh-CN"/>
+        </w:rPr>
+      </w:pPr>
+    </w:p>
+    <w:p>
+      <w:pPr>
+        <w:rPr>
+          <w:rFonts w:hint="eastAsia"/>
+          <w:b w:val="0"/>
+          <w:bCs w:val="0"/>
+          <w:lang w:val="en-US" w:eastAsia="zh-CN"/>
+        </w:rPr>
+      </w:pPr>
+      <w:r>
+        <w:rPr>
+          <w:rFonts w:hint="eastAsia" w:asciiTheme="minorHAnsi" w:eastAsiaTheme="minorEastAsia"/>
+          <w:b w:val="0"/>
+          <w:bCs w:val="0"/>
+          <w:lang w:val="en-US" w:eastAsia="zh-CN"/>
+        </w:rPr>
+        <w:t>2026-06-2</w:t>
+      </w:r>
+      <w:r>
+        <w:rPr>
+          <w:rFonts w:hint="eastAsia"/>
+          <w:b w:val="0"/>
+          <w:bCs w:val="0"/>
+          <w:lang w:val="en-US" w:eastAsia="zh-CN"/>
+        </w:rPr>
+        <w:t>5</w:t>
+      </w:r>
+      <w:r>
+        <w:rPr>
+          <w:rFonts w:hint="eastAsia" w:asciiTheme="minorHAnsi" w:eastAsiaTheme="minorEastAsia"/>
+          <w:b w:val="0"/>
+          <w:bCs w:val="0"/>
+          <w:lang w:val="en-US" w:eastAsia="zh-CN"/>
+        </w:rPr>
+        <w:t xml:space="preserve"> 版本0分支完善旧硬件测试功能</w:t>
+      </w:r>
+    </w:p>
+    <w:p>
+      <w:pPr>
+        <w:rPr>
+          <w:rFonts w:hint="eastAsia"/>
+          <w:b w:val="0"/>
+          <w:bCs w:val="0"/>
+          <w:lang w:val="en-US" w:eastAsia="zh-CN"/>
+        </w:rPr>
+      </w:pPr>
+    </w:p>
+    <w:p>
+      <w:pPr>
+        <w:rPr>
+          <w:rFonts w:hint="eastAsia"/>
+          <w:b w:val="0"/>
+          <w:bCs w:val="0"/>
+          <w:lang w:val="en-US" w:eastAsia="zh-CN"/>
+        </w:rPr>
+      </w:pPr>
+      <w:r>
+        <w:rPr>
+          <w:rFonts w:hint="default"/>
+          <w:b w:val="0"/>
+          <w:bCs w:val="0"/>
+          <w:lang w:val="en-US" w:eastAsia="zh-CN"/>
+        </w:rPr>
+        <w:t>2026-06-2</w:t>
+      </w:r>
+      <w:r>
+        <w:rPr>
+          <w:rFonts w:hint="eastAsia"/>
+          <w:b w:val="0"/>
+          <w:bCs w:val="0"/>
+          <w:lang w:val="en-US" w:eastAsia="zh-CN"/>
+        </w:rPr>
+        <w:t>6</w:t>
+      </w:r>
+      <w:r>
+        <w:rPr>
+          <w:rFonts w:hint="default"/>
+          <w:b w:val="0"/>
+          <w:bCs w:val="0"/>
+          <w:lang w:val="en-US" w:eastAsia="zh-CN"/>
+        </w:rPr>
+        <w:t xml:space="preserve"> </w:t>
+      </w:r>
+      <w:r>
+        <w:rPr>
+          <w:rFonts w:hint="eastAsia" w:asciiTheme="minorHAnsi" w:eastAsiaTheme="minorEastAsia"/>
+          <w:b w:val="0"/>
+          <w:bCs w:val="0"/>
+          <w:lang w:val="en-US" w:eastAsia="zh-CN"/>
+        </w:rPr>
+        <w:t>转换实测更改点为逻辑更改点</w:t>
+      </w:r>
+    </w:p>
+    <w:p>
+      <w:pPr>
+        <w:rPr>
+          <w:rFonts w:hint="default"/>
+          <w:b w:val="0"/>
+          <w:bCs w:val="0"/>
+          <w:lang w:val="en-US" w:eastAsia="zh-CN"/>
+        </w:rPr>
+      </w:pPr>
+    </w:p>
+    <w:p>
+      <w:pPr>
+        <w:rPr>
+          <w:rFonts w:hint="default"/>
+          <w:b w:val="0"/>
+          <w:bCs w:val="0"/>
+          <w:lang w:val="en-US" w:eastAsia="zh-CN"/>
+        </w:rPr>
+        <w:sectPr>
+          <w:pgSz w:w="11906" w:h="16838"/>
+          <w:pgMar w:top="1440" w:right="1800" w:bottom="1440" w:left="1800" w:header="851" w:footer="992" w:gutter="0"/>
+          <w:cols w:space="425" w:num="1"/>
+          <w:docGrid w:type="lines" w:linePitch="312" w:charSpace="0"/>
+        </w:sectPr>
+      </w:pPr>
+      <w:r>
+        <w:rPr>
+          <w:rFonts w:hint="default"/>
+          <w:b w:val="0"/>
+          <w:bCs w:val="0"/>
+          <w:lang w:val="en-US" w:eastAsia="zh-CN"/>
+        </w:rPr>
+        <w:t>2026-06-2</w:t>
+      </w:r>
+      <w:r>
+        <w:rPr>
+          <w:rFonts w:hint="eastAsia"/>
+          <w:b w:val="0"/>
+          <w:bCs w:val="0"/>
+          <w:lang w:val="en-US" w:eastAsia="zh-CN"/>
+        </w:rPr>
+        <w:t xml:space="preserve">7 </w:t>
+      </w:r>
+      <w:r>
+        <w:rPr>
+          <w:rFonts w:hint="default"/>
+          <w:b w:val="0"/>
+          <w:bCs w:val="0"/>
+          <w:lang w:val="en-US" w:eastAsia="zh-CN"/>
+        </w:rPr>
+        <w:t>上传地球村电源板工装</w:t>
+      </w:r>
+    </w:p>
+    <w:p>
+      <w:pPr>
+        <w:rPr>
+          <w:rFonts w:hint="default"/>
+          <w:b w:val="0"/>
+          <w:bCs w:val="0"/>
+          <w:lang w:val="en-US" w:eastAsia="zh-CN"/>
+        </w:rPr>
+      </w:pPr>
     </w:p>
     <w:p>
       <w:pPr>
@@ -610,132 +881,20 @@
         </w:numPr>
         <w:jc w:val="both"/>
         <w:rPr>
-          <w:rFonts w:hint="default"/>
-          <w:b w:val="0"/>
-          <w:bCs w:val="0"/>
-          <w:lang w:val="en-US" w:eastAsia="zh-CN"/>
-        </w:rPr>
-        <w:sectPr>
-          <w:pgSz w:w="11906" w:h="16838"/>
-          <w:pgMar w:top="1440" w:right="1800" w:bottom="1440" w:left="1800" w:header="851" w:footer="992" w:gutter="0"/>
-          <w:cols w:space="425" w:num="1"/>
-          <w:docGrid w:type="lines" w:linePitch="312" w:charSpace="0"/>
-        </w:sectPr>
-      </w:pPr>
-      <w:r>
-        <w:rPr>
-          <w:rFonts w:hint="eastAsia"/>
-          <w:b w:val="0"/>
-          <w:bCs w:val="0"/>
-          <w:lang w:val="en-US" w:eastAsia="zh-CN"/>
-        </w:rPr>
-        <w:t>控制方式模版</w:t>
-      </w:r>
-    </w:p>
-    <w:p>
-      <w:pPr>
-        <w:rPr>
-          <w:rFonts w:hint="eastAsia"/>
-          <w:b/>
-          <w:bCs/>
-          <w:lang w:val="en-US" w:eastAsia="zh-CN"/>
-        </w:rPr>
-      </w:pPr>
-      <w:r>
-        <w:rPr>
-          <w:rFonts w:hint="eastAsia"/>
-          <w:b/>
-          <w:bCs/>
-          <w:lang w:val="en-US" w:eastAsia="zh-CN"/>
-        </w:rPr>
-        <w:t>进度目标</w:t>
-      </w:r>
-    </w:p>
-    <w:p>
-      <w:pPr>
-        <w:rPr>
-          <w:rFonts w:hint="eastAsia"/>
-          <w:b w:val="0"/>
-          <w:bCs w:val="0"/>
-          <w:lang w:val="en-US" w:eastAsia="zh-CN"/>
-        </w:rPr>
-      </w:pPr>
-    </w:p>
-    <w:p>
-      <w:pPr>
-        <w:rPr>
-          <w:rFonts w:hint="eastAsia"/>
-          <w:b w:val="0"/>
-          <w:bCs w:val="0"/>
-          <w:lang w:val="en-US" w:eastAsia="zh-CN"/>
-        </w:rPr>
-      </w:pPr>
-      <w:r>
-        <w:rPr>
-          <w:rFonts w:hint="eastAsia"/>
-          <w:b w:val="0"/>
-          <w:bCs w:val="0"/>
-          <w:lang w:val="en-US" w:eastAsia="zh-CN"/>
-        </w:rPr>
-        <w:t>2026-06-24 转换实测更改点为逻辑更改点</w:t>
-      </w:r>
-    </w:p>
-    <w:p>
-      <w:pPr>
-        <w:rPr>
-          <w:rFonts w:hint="eastAsia"/>
-          <w:b w:val="0"/>
-          <w:bCs w:val="0"/>
-          <w:lang w:val="en-US" w:eastAsia="zh-CN"/>
-        </w:rPr>
-      </w:pPr>
-      <w:bookmarkStart w:id="0" w:name="_GoBack"/>
-      <w:bookmarkEnd w:id="0"/>
-    </w:p>
-    <w:p>
-      <w:pPr>
-        <w:rPr>
-          <w:rFonts w:hint="default"/>
-          <w:b w:val="0"/>
-          <w:bCs w:val="0"/>
-          <w:lang w:val="en-US" w:eastAsia="zh-CN"/>
-        </w:rPr>
-      </w:pPr>
-      <w:r>
-        <w:rPr>
-          <w:rFonts w:hint="default"/>
-          <w:b w:val="0"/>
-          <w:bCs w:val="0"/>
-          <w:lang w:val="en-US" w:eastAsia="zh-CN"/>
-        </w:rPr>
-        <w:t>2026-06-2</w:t>
-      </w:r>
-      <w:r>
-        <w:rPr>
-          <w:rFonts w:hint="eastAsia"/>
-          <w:b w:val="0"/>
-          <w:bCs w:val="0"/>
-          <w:lang w:val="en-US" w:eastAsia="zh-CN"/>
-        </w:rPr>
-        <w:t>5</w:t>
-      </w:r>
-      <w:r>
-        <w:rPr>
-          <w:rFonts w:hint="default"/>
-          <w:b w:val="0"/>
-          <w:bCs w:val="0"/>
-          <w:lang w:val="en-US" w:eastAsia="zh-CN"/>
-        </w:rPr>
-        <w:t xml:space="preserve"> </w:t>
-      </w:r>
-      <w:r>
-        <w:rPr>
-          <w:rFonts w:hint="eastAsia"/>
-          <w:b w:val="0"/>
-          <w:bCs w:val="0"/>
-          <w:lang w:val="en-US" w:eastAsia="zh-CN"/>
-        </w:rPr>
-        <w:t>版本0分支完善旧硬件测试功能</w:t>
+          <w:rFonts w:hint="eastAsia"/>
+          <w:b w:val="0"/>
+          <w:bCs w:val="0"/>
+          <w:lang w:val="en-US" w:eastAsia="zh-CN"/>
+        </w:rPr>
+      </w:pPr>
+      <w:r>
+        <w:rPr>
+          <w:rFonts w:hint="eastAsia"/>
+          <w:b w:val="0"/>
+          <w:bCs w:val="0"/>
+          <w:lang w:val="en-US" w:eastAsia="zh-CN"/>
+        </w:rPr>
+        <w:t>控制方式</w:t>
       </w:r>
     </w:p>
     <w:sectPr>
@@ -847,7 +1006,7 @@
     <w:lsdException w:qFormat="1" w:unhideWhenUsed="0" w:uiPriority="0" w:semiHidden="0" w:name="Title"/>
     <w:lsdException w:unhideWhenUsed="0" w:uiPriority="0" w:semiHidden="0" w:name="Closing"/>
     <w:lsdException w:unhideWhenUsed="0" w:uiPriority="0" w:semiHidden="0" w:name="Signature"/>
-    <w:lsdException w:unhideWhenUsed="0" w:uiPriority="0" w:name="Default Paragraph Font"/>
+    <w:lsdException w:qFormat="1" w:unhideWhenUsed="0" w:uiPriority="0" w:name="Default Paragraph Font"/>
     <w:lsdException w:unhideWhenUsed="0" w:uiPriority="0" w:semiHidden="0" w:name="Body Text"/>
     <w:lsdException w:unhideWhenUsed="0" w:uiPriority="0" w:semiHidden="0" w:name="Body Text Indent"/>
     <w:lsdException w:unhideWhenUsed="0" w:uiPriority="0" w:semiHidden="0" w:name="List Continue"/>
@@ -1050,6 +1209,7 @@
   <w:style w:type="character" w:default="1" w:styleId="3">
     <w:name w:val="Default Paragraph Font"/>
     <w:semiHidden/>
+    <w:qFormat/>
     <w:uiPriority w:val="0"/>
   </w:style>
   <w:style w:type="table" w:default="1" w:styleId="2">

--- a/work.docx
+++ b/work.docx
@@ -284,113 +284,225 @@
         </w:rPr>
         <w:br w:type="page"/>
       </w:r>
+    </w:p>
+    <w:p>
+      <w:pPr>
+        <w:rPr>
+          <w:rFonts w:hint="default"/>
+          <w:b/>
+          <w:bCs/>
+          <w:lang w:val="en-US" w:eastAsia="zh-CN"/>
+        </w:rPr>
+      </w:pPr>
+      <w:r>
+        <w:rPr>
+          <w:rFonts w:hint="eastAsia"/>
+          <w:b/>
+          <w:bCs/>
+          <w:lang w:val="en-US" w:eastAsia="zh-CN"/>
+        </w:rPr>
+        <w:t>断点时间线</w:t>
+      </w:r>
+    </w:p>
+    <w:p>
+      <w:pPr>
+        <w:rPr>
+          <w:rFonts w:hint="eastAsia"/>
+          <w:b w:val="0"/>
+          <w:bCs w:val="0"/>
+          <w:lang w:val="en-US" w:eastAsia="zh-CN"/>
+        </w:rPr>
+      </w:pPr>
+    </w:p>
+    <w:p>
+      <w:pPr>
+        <w:rPr>
+          <w:rFonts w:hint="default"/>
+          <w:b w:val="0"/>
+          <w:bCs w:val="0"/>
+          <w:lang w:val="en-US" w:eastAsia="zh-CN"/>
+        </w:rPr>
+      </w:pPr>
+      <w:r>
+        <w:rPr>
+          <w:rFonts w:hint="eastAsia"/>
+          <w:b w:val="0"/>
+          <w:bCs w:val="0"/>
+          <w:lang w:val="en-US" w:eastAsia="zh-CN"/>
+        </w:rPr>
+        <w:t>2026-06-23 浏览器缓存清理，vscode更新</w:t>
+      </w:r>
       <w:bookmarkStart w:id="0" w:name="_GoBack"/>
       <w:bookmarkEnd w:id="0"/>
     </w:p>
     <w:p>
       <w:pPr>
         <w:rPr>
-          <w:rFonts w:hint="default"/>
-          <w:b/>
-          <w:bCs/>
-          <w:lang w:val="en-US" w:eastAsia="zh-CN"/>
-        </w:rPr>
-      </w:pPr>
-      <w:r>
-        <w:rPr>
-          <w:rFonts w:hint="eastAsia"/>
-          <w:b/>
-          <w:bCs/>
-          <w:lang w:val="en-US" w:eastAsia="zh-CN"/>
-        </w:rPr>
-        <w:t>断点时间线</w:t>
-      </w:r>
-    </w:p>
-    <w:p>
-      <w:pPr>
-        <w:rPr>
-          <w:rFonts w:hint="eastAsia"/>
-          <w:b w:val="0"/>
-          <w:bCs w:val="0"/>
-          <w:lang w:val="en-US" w:eastAsia="zh-CN"/>
-        </w:rPr>
-      </w:pPr>
-    </w:p>
-    <w:p>
-      <w:pPr>
-        <w:rPr>
-          <w:rFonts w:hint="eastAsia"/>
-          <w:b w:val="0"/>
-          <w:bCs w:val="0"/>
-          <w:lang w:val="en-US" w:eastAsia="zh-CN"/>
-        </w:rPr>
-      </w:pPr>
-      <w:r>
-        <w:rPr>
-          <w:rFonts w:hint="eastAsia"/>
-          <w:b w:val="0"/>
-          <w:bCs w:val="0"/>
-          <w:lang w:val="en-US" w:eastAsia="zh-CN"/>
-        </w:rPr>
-        <w:t>2026-06-23 浏览器缓存清理</w:t>
-      </w:r>
-    </w:p>
-    <w:p>
-      <w:pPr>
-        <w:rPr>
-          <w:rFonts w:hint="eastAsia"/>
-          <w:b w:val="0"/>
-          <w:bCs w:val="0"/>
-          <w:lang w:val="en-US" w:eastAsia="zh-CN"/>
-        </w:rPr>
-      </w:pPr>
-    </w:p>
-    <w:p>
-      <w:pPr>
-        <w:rPr>
-          <w:rFonts w:hint="default"/>
-          <w:b w:val="0"/>
-          <w:bCs w:val="0"/>
-          <w:lang w:val="en-US" w:eastAsia="zh-CN"/>
-        </w:rPr>
-      </w:pPr>
-      <w:r>
-        <w:rPr>
-          <w:rFonts w:hint="eastAsia"/>
-          <w:b w:val="0"/>
-          <w:bCs w:val="0"/>
-          <w:lang w:val="en-US" w:eastAsia="zh-CN"/>
-        </w:rPr>
-        <w:t>2026-06-24 仓库更名，目录原理，忽略文件，拣选文件</w:t>
-      </w:r>
-    </w:p>
-    <w:p>
-      <w:pPr>
-        <w:rPr>
-          <w:rFonts w:hint="eastAsia"/>
-          <w:b w:val="0"/>
-          <w:bCs w:val="0"/>
-          <w:lang w:val="en-US" w:eastAsia="zh-CN"/>
-        </w:rPr>
-      </w:pPr>
-    </w:p>
-    <w:p>
-      <w:pPr>
-        <w:rPr>
-          <w:rFonts w:hint="default"/>
-          <w:b w:val="0"/>
-          <w:bCs w:val="0"/>
-          <w:lang w:val="en-US" w:eastAsia="zh-CN"/>
-        </w:rPr>
-      </w:pPr>
-      <w:r>
-        <w:rPr>
-          <w:rFonts w:hint="eastAsia"/>
-          <w:b w:val="0"/>
-          <w:bCs w:val="0"/>
-          <w:lang w:val="en-US" w:eastAsia="zh-CN"/>
-        </w:rPr>
-        <w:t>2026-06-25 桌面应用，知识库，依赖/关联/子库，keil工程工作区冲突</w:t>
+          <w:rFonts w:hint="eastAsia"/>
+          <w:b w:val="0"/>
+          <w:bCs w:val="0"/>
+          <w:lang w:val="en-US" w:eastAsia="zh-CN"/>
+        </w:rPr>
+      </w:pPr>
+    </w:p>
+    <w:p>
+      <w:pPr>
+        <w:rPr>
+          <w:rFonts w:hint="eastAsia"/>
+          <w:b w:val="0"/>
+          <w:bCs w:val="0"/>
+          <w:lang w:val="en-US" w:eastAsia="zh-CN"/>
+        </w:rPr>
+      </w:pPr>
+      <w:r>
+        <w:rPr>
+          <w:rFonts w:hint="eastAsia"/>
+          <w:b w:val="0"/>
+          <w:bCs w:val="0"/>
+          <w:lang w:val="en-US" w:eastAsia="zh-CN"/>
+        </w:rPr>
+        <w:t>2026-06-24 仓库更名，目录原理，忽略文件，拣选电源板文件</w:t>
+      </w:r>
+    </w:p>
+    <w:p>
+      <w:pPr>
+        <w:rPr>
+          <w:rFonts w:hint="eastAsia"/>
+          <w:b w:val="0"/>
+          <w:bCs w:val="0"/>
+          <w:lang w:val="en-US" w:eastAsia="zh-CN"/>
+        </w:rPr>
+      </w:pPr>
+    </w:p>
+    <w:p>
+      <w:pPr>
+        <w:rPr>
+          <w:rFonts w:hint="default"/>
+          <w:b w:val="0"/>
+          <w:bCs w:val="0"/>
+          <w:lang w:val="en-US" w:eastAsia="zh-CN"/>
+        </w:rPr>
+      </w:pPr>
+      <w:r>
+        <w:rPr>
+          <w:rFonts w:hint="eastAsia"/>
+          <w:b w:val="0"/>
+          <w:bCs w:val="0"/>
+          <w:lang w:val="en-US" w:eastAsia="zh-CN"/>
+        </w:rPr>
+        <w:t>2026-06-25 探索coilpt CLI，mermaid流程图</w:t>
+      </w:r>
+    </w:p>
+    <w:p>
+      <w:pPr>
+        <w:rPr>
+          <w:rFonts w:hint="eastAsia"/>
+          <w:b w:val="0"/>
+          <w:bCs w:val="0"/>
+          <w:lang w:val="en-US" w:eastAsia="zh-CN"/>
+        </w:rPr>
+      </w:pPr>
+    </w:p>
+    <w:p>
+      <w:pPr>
+        <w:rPr>
+          <w:rFonts w:hint="default"/>
+          <w:b w:val="0"/>
+          <w:bCs w:val="0"/>
+          <w:lang w:val="en-US" w:eastAsia="zh-CN"/>
+        </w:rPr>
+      </w:pPr>
+      <w:r>
+        <w:rPr>
+          <w:rFonts w:hint="default"/>
+          <w:b w:val="0"/>
+          <w:bCs w:val="0"/>
+          <w:lang w:val="en-US" w:eastAsia="zh-CN"/>
+        </w:rPr>
+        <w:t>2026-06-2</w:t>
+      </w:r>
+      <w:r>
+        <w:rPr>
+          <w:rFonts w:hint="eastAsia"/>
+          <w:b w:val="0"/>
+          <w:bCs w:val="0"/>
+          <w:lang w:val="en-US" w:eastAsia="zh-CN"/>
+        </w:rPr>
+        <w:t>6</w:t>
+      </w:r>
+      <w:r>
+        <w:rPr>
+          <w:rFonts w:hint="default"/>
+          <w:b w:val="0"/>
+          <w:bCs w:val="0"/>
+          <w:lang w:val="en-US" w:eastAsia="zh-CN"/>
+        </w:rPr>
+        <w:t xml:space="preserve"> </w:t>
+      </w:r>
+      <w:r>
+        <w:rPr>
+          <w:rFonts w:hint="eastAsia"/>
+          <w:b w:val="0"/>
+          <w:bCs w:val="0"/>
+          <w:lang w:val="en-US" w:eastAsia="zh-CN"/>
+        </w:rPr>
+        <w:t>回收发散</w:t>
+      </w:r>
+      <w:r>
+        <w:rPr>
+          <w:rFonts w:hint="default"/>
+          <w:b w:val="0"/>
+          <w:bCs w:val="0"/>
+          <w:lang w:val="en-US" w:eastAsia="zh-CN"/>
+        </w:rPr>
+        <w:t>，拣选</w:t>
+      </w:r>
+      <w:r>
+        <w:rPr>
+          <w:rFonts w:hint="eastAsia"/>
+          <w:b w:val="0"/>
+          <w:bCs w:val="0"/>
+          <w:lang w:val="en-US" w:eastAsia="zh-CN"/>
+        </w:rPr>
+        <w:t>显示板</w:t>
+      </w:r>
+      <w:r>
+        <w:rPr>
+          <w:rFonts w:hint="default"/>
+          <w:b w:val="0"/>
+          <w:bCs w:val="0"/>
+          <w:lang w:val="en-US" w:eastAsia="zh-CN"/>
+        </w:rPr>
+        <w:t>文件</w:t>
+      </w:r>
+    </w:p>
+    <w:p>
+      <w:pPr>
+        <w:rPr>
+          <w:rFonts w:hint="eastAsia"/>
+          <w:b w:val="0"/>
+          <w:bCs w:val="0"/>
+          <w:lang w:val="en-US" w:eastAsia="zh-CN"/>
+        </w:rPr>
+      </w:pPr>
+    </w:p>
+    <w:p>
+      <w:pPr>
+        <w:rPr>
+          <w:rFonts w:hint="default"/>
+          <w:b w:val="0"/>
+          <w:bCs w:val="0"/>
+          <w:lang w:val="en-US" w:eastAsia="zh-CN"/>
+        </w:rPr>
+      </w:pPr>
+      <w:r>
+        <w:rPr>
+          <w:rFonts w:hint="eastAsia"/>
+          <w:b w:val="0"/>
+          <w:bCs w:val="0"/>
+          <w:lang w:val="en-US" w:eastAsia="zh-CN"/>
+        </w:rPr>
+        <w:t>2026-06-27 桌面应用，知识库，依赖/关联/子库</w:t>
       </w:r>
     </w:p>
     <w:p>
@@ -425,7 +537,7 @@
           <w:bCs w:val="0"/>
           <w:lang w:val="en-US" w:eastAsia="zh-CN"/>
         </w:rPr>
-        <w:t>2026-06-26 原点路径清扫</w:t>
+        <w:t>2026-06-28 原点路径清扫</w:t>
       </w:r>
     </w:p>
     <w:p>
@@ -473,7 +585,7 @@
           <w:bCs w:val="0"/>
           <w:lang w:val="en-US" w:eastAsia="zh-CN"/>
         </w:rPr>
-        <w:t>2026-06-24 上传版本0</w:t>
+        <w:t>2026-06-27 上传版本0，上传地球村电源板工装</w:t>
       </w:r>
     </w:p>
     <w:p>
@@ -502,16 +614,16 @@
           <w:bCs w:val="0"/>
           <w:lang w:val="en-US" w:eastAsia="zh-CN"/>
         </w:rPr>
-        <w:t>2026-06-2</w:t>
-      </w:r>
-      <w:r>
-        <w:rPr>
-          <w:rFonts w:hint="eastAsia"/>
-          <w:b w:val="0"/>
-          <w:bCs w:val="0"/>
-          <w:lang w:val="en-US" w:eastAsia="zh-CN"/>
-        </w:rPr>
-        <w:t>5</w:t>
+        <w:t>2026-06-</w:t>
+      </w:r>
+      <w:r>
+        <w:rPr>
+          <w:rFonts w:hint="eastAsia"/>
+          <w:b w:val="0"/>
+          <w:bCs w:val="0"/>
+          <w:lang w:val="en-US" w:eastAsia="zh-CN"/>
+        </w:rPr>
+        <w:t>29</w:t>
       </w:r>
       <w:r>
         <w:rPr>
@@ -549,16 +661,16 @@
           <w:bCs w:val="0"/>
           <w:lang w:val="en-US" w:eastAsia="zh-CN"/>
         </w:rPr>
-        <w:t>2026-06-2</w:t>
-      </w:r>
-      <w:r>
-        <w:rPr>
-          <w:rFonts w:hint="eastAsia"/>
-          <w:b w:val="0"/>
-          <w:bCs w:val="0"/>
-          <w:lang w:val="en-US" w:eastAsia="zh-CN"/>
-        </w:rPr>
-        <w:t>6</w:t>
+        <w:t>2026-06-</w:t>
+      </w:r>
+      <w:r>
+        <w:rPr>
+          <w:rFonts w:hint="eastAsia"/>
+          <w:b w:val="0"/>
+          <w:bCs w:val="0"/>
+          <w:lang w:val="en-US" w:eastAsia="zh-CN"/>
+        </w:rPr>
+        <w:t>30</w:t>
       </w:r>
       <w:r>
         <w:rPr>
@@ -611,25 +723,16 @@
           <w:bCs w:val="0"/>
           <w:lang w:val="en-US" w:eastAsia="zh-CN"/>
         </w:rPr>
-        <w:t>2026-06-2</w:t>
-      </w:r>
-      <w:r>
-        <w:rPr>
-          <w:rFonts w:hint="eastAsia"/>
-          <w:b w:val="0"/>
-          <w:bCs w:val="0"/>
-          <w:lang w:val="en-US" w:eastAsia="zh-CN"/>
-        </w:rPr>
-        <w:t xml:space="preserve">7 </w:t>
-      </w:r>
-      <w:r>
-        <w:rPr>
-          <w:rFonts w:hint="default"/>
-          <w:b w:val="0"/>
-          <w:bCs w:val="0"/>
-          <w:lang w:val="en-US" w:eastAsia="zh-CN"/>
-        </w:rPr>
-        <w:t>上传地球村电源板工装</w:t>
+        <w:t>2026-0</w:t>
+      </w:r>
+      <w:r>
+        <w:rPr>
+          <w:rFonts w:hint="eastAsia"/>
+          <w:b w:val="0"/>
+          <w:bCs w:val="0"/>
+          <w:lang w:val="en-US" w:eastAsia="zh-CN"/>
+        </w:rPr>
+        <w:t>7-01</w:t>
       </w:r>
     </w:p>
     <w:p>

--- a/work.docx
+++ b/work.docx
@@ -332,8 +332,6 @@
         </w:rPr>
         <w:t>2026-06-23 浏览器缓存清理，vscode更新</w:t>
       </w:r>
-      <w:bookmarkStart w:id="0" w:name="_GoBack"/>
-      <w:bookmarkEnd w:id="0"/>
     </w:p>
     <w:p>
       <w:pPr>
@@ -406,7 +404,7 @@
     <w:p>
       <w:pPr>
         <w:rPr>
-          <w:rFonts w:hint="default"/>
+          <w:rFonts w:hint="eastAsia"/>
           <w:b w:val="0"/>
           <w:bCs w:val="0"/>
           <w:lang w:val="en-US" w:eastAsia="zh-CN"/>
@@ -455,70 +453,177 @@
           <w:bCs w:val="0"/>
           <w:lang w:val="en-US" w:eastAsia="zh-CN"/>
         </w:rPr>
-        <w:t>，拣选</w:t>
-      </w:r>
-      <w:r>
-        <w:rPr>
-          <w:rFonts w:hint="eastAsia"/>
-          <w:b w:val="0"/>
-          <w:bCs w:val="0"/>
-          <w:lang w:val="en-US" w:eastAsia="zh-CN"/>
-        </w:rPr>
-        <w:t>显示板</w:t>
-      </w:r>
-      <w:r>
-        <w:rPr>
-          <w:rFonts w:hint="default"/>
-          <w:b w:val="0"/>
-          <w:bCs w:val="0"/>
-          <w:lang w:val="en-US" w:eastAsia="zh-CN"/>
-        </w:rPr>
-        <w:t>文件</w:t>
-      </w:r>
-    </w:p>
-    <w:p>
-      <w:pPr>
-        <w:rPr>
-          <w:rFonts w:hint="eastAsia"/>
-          <w:b w:val="0"/>
-          <w:bCs w:val="0"/>
-          <w:lang w:val="en-US" w:eastAsia="zh-CN"/>
-        </w:rPr>
-      </w:pPr>
-    </w:p>
-    <w:p>
-      <w:pPr>
-        <w:rPr>
-          <w:rFonts w:hint="default"/>
-          <w:b w:val="0"/>
-          <w:bCs w:val="0"/>
-          <w:lang w:val="en-US" w:eastAsia="zh-CN"/>
-        </w:rPr>
-      </w:pPr>
-      <w:r>
-        <w:rPr>
-          <w:rFonts w:hint="eastAsia"/>
-          <w:b w:val="0"/>
-          <w:bCs w:val="0"/>
-          <w:lang w:val="en-US" w:eastAsia="zh-CN"/>
-        </w:rPr>
-        <w:t>2026-06-27 桌面应用，知识库，依赖/关联/子库</w:t>
-      </w:r>
-    </w:p>
-    <w:p>
-      <w:pPr>
-        <w:rPr>
-          <w:rFonts w:hint="eastAsia"/>
-          <w:b w:val="0"/>
-          <w:bCs w:val="0"/>
-          <w:lang w:val="en-US" w:eastAsia="zh-CN"/>
-        </w:rPr>
-      </w:pPr>
-    </w:p>
-    <w:p>
-      <w:pPr>
-        <w:rPr>
-          <w:rFonts w:hint="eastAsia"/>
+        <w:t>，</w:t>
+      </w:r>
+      <w:r>
+        <w:rPr>
+          <w:rFonts w:hint="eastAsia"/>
+          <w:b w:val="0"/>
+          <w:bCs w:val="0"/>
+          <w:lang w:val="en-US" w:eastAsia="zh-CN"/>
+        </w:rPr>
+        <w:t>代理变种，配置工具，斜杠指令</w:t>
+      </w:r>
+    </w:p>
+    <w:p>
+      <w:pPr>
+        <w:rPr>
+          <w:rFonts w:hint="eastAsia"/>
+          <w:b w:val="0"/>
+          <w:bCs w:val="0"/>
+          <w:lang w:val="en-US" w:eastAsia="zh-CN"/>
+        </w:rPr>
+      </w:pPr>
+    </w:p>
+    <w:p>
+      <w:pPr>
+        <w:rPr>
+          <w:rFonts w:hint="default"/>
+          <w:b w:val="0"/>
+          <w:bCs w:val="0"/>
+          <w:lang w:val="en-US" w:eastAsia="zh-CN"/>
+        </w:rPr>
+      </w:pPr>
+      <w:r>
+        <w:rPr>
+          <w:rFonts w:hint="eastAsia"/>
+          <w:b w:val="0"/>
+          <w:bCs w:val="0"/>
+          <w:lang w:val="en-US" w:eastAsia="zh-CN"/>
+        </w:rPr>
+        <w:t>2026-06-29 拣选文件，keil编译文件类型，mermaid官网与readme会话</w:t>
+      </w:r>
+    </w:p>
+    <w:p>
+      <w:pPr>
+        <w:rPr>
+          <w:rFonts w:hint="eastAsia"/>
+          <w:b w:val="0"/>
+          <w:bCs w:val="0"/>
+          <w:lang w:val="en-US" w:eastAsia="zh-CN"/>
+        </w:rPr>
+      </w:pPr>
+    </w:p>
+    <w:p>
+      <w:pPr>
+        <w:rPr>
+          <w:rFonts w:hint="eastAsia"/>
+          <w:b w:val="0"/>
+          <w:bCs w:val="0"/>
+          <w:lang w:val="en-US" w:eastAsia="zh-CN"/>
+        </w:rPr>
+      </w:pPr>
+      <w:r>
+        <w:rPr>
+          <w:rFonts w:hint="eastAsia"/>
+          <w:b w:val="0"/>
+          <w:bCs w:val="0"/>
+          <w:lang w:val="en-US" w:eastAsia="zh-CN"/>
+        </w:rPr>
+        <w:t xml:space="preserve">2026-06 </w:t>
+      </w:r>
+      <w:r>
+        <w:rPr>
+          <w:rFonts w:hint="eastAsia"/>
+          <w:b w:val="0"/>
+          <w:bCs w:val="0"/>
+          <w:i/>
+          <w:iCs/>
+          <w:lang w:val="en-US" w:eastAsia="zh-CN"/>
+        </w:rPr>
+        <w:t>显驱C8620</w:t>
+      </w:r>
+      <w:r>
+        <w:rPr>
+          <w:rFonts w:hint="eastAsia"/>
+          <w:b w:val="0"/>
+          <w:bCs w:val="0"/>
+          <w:lang w:val="en-US" w:eastAsia="zh-CN"/>
+        </w:rPr>
+        <w:t>，桌面应用，知识库</w:t>
+      </w:r>
+    </w:p>
+    <w:p>
+      <w:pPr>
+        <w:rPr>
+          <w:rFonts w:hint="eastAsia"/>
+          <w:b w:val="0"/>
+          <w:bCs w:val="0"/>
+          <w:lang w:val="en-US" w:eastAsia="zh-CN"/>
+        </w:rPr>
+      </w:pPr>
+    </w:p>
+    <w:p>
+      <w:pPr>
+        <w:rPr>
+          <w:rFonts w:hint="default"/>
+          <w:b w:val="0"/>
+          <w:bCs w:val="0"/>
+          <w:lang w:val="en-US" w:eastAsia="zh-CN"/>
+        </w:rPr>
+      </w:pPr>
+      <w:r>
+        <w:rPr>
+          <w:rFonts w:hint="default"/>
+          <w:b w:val="0"/>
+          <w:bCs w:val="0"/>
+          <w:lang w:val="en-US" w:eastAsia="zh-CN"/>
+        </w:rPr>
+        <w:t>2026-0</w:t>
+      </w:r>
+      <w:r>
+        <w:rPr>
+          <w:rFonts w:hint="eastAsia"/>
+          <w:b w:val="0"/>
+          <w:bCs w:val="0"/>
+          <w:lang w:val="en-US" w:eastAsia="zh-CN"/>
+        </w:rPr>
+        <w:t>7 工作树，依赖/关联/子库，多根工作区，代码空间</w:t>
+      </w:r>
+    </w:p>
+    <w:p>
+      <w:pPr>
+        <w:rPr>
+          <w:rFonts w:hint="eastAsia"/>
+          <w:b w:val="0"/>
+          <w:bCs w:val="0"/>
+          <w:lang w:val="en-US" w:eastAsia="zh-CN"/>
+        </w:rPr>
+      </w:pPr>
+    </w:p>
+    <w:p>
+      <w:pPr>
+        <w:rPr>
+          <w:rFonts w:hint="eastAsia"/>
+          <w:b w:val="0"/>
+          <w:bCs w:val="0"/>
+          <w:lang w:val="en-US" w:eastAsia="zh-CN"/>
+        </w:rPr>
+      </w:pPr>
+      <w:r>
+        <w:rPr>
+          <w:rFonts w:hint="eastAsia"/>
+          <w:b w:val="0"/>
+          <w:bCs w:val="0"/>
+          <w:lang w:val="en-US" w:eastAsia="zh-CN"/>
+        </w:rPr>
+        <w:t>2026-07 原点路径清扫</w:t>
+      </w:r>
+    </w:p>
+    <w:p>
+      <w:pPr>
+        <w:rPr>
+          <w:rFonts w:hint="eastAsia"/>
+          <w:b w:val="0"/>
+          <w:bCs w:val="0"/>
+          <w:lang w:val="en-US" w:eastAsia="zh-CN"/>
+        </w:rPr>
+      </w:pPr>
+    </w:p>
+    <w:p>
+      <w:pPr>
+        <w:rPr>
+          <w:rFonts w:hint="default"/>
           <w:b w:val="0"/>
           <w:bCs w:val="0"/>
           <w:lang w:val="en-US" w:eastAsia="zh-CN"/>
@@ -537,8 +642,10 @@
           <w:bCs w:val="0"/>
           <w:lang w:val="en-US" w:eastAsia="zh-CN"/>
         </w:rPr>
-        <w:t>2026-06-28 原点路径清扫</w:t>
-      </w:r>
+        <w:t>2026-07 柜机显示板电源板原理图底层搭建</w:t>
+      </w:r>
+      <w:bookmarkStart w:id="0" w:name="_GoBack"/>
+      <w:bookmarkEnd w:id="0"/>
     </w:p>
     <w:p>
       <w:pPr>
@@ -585,7 +692,7 @@
           <w:bCs w:val="0"/>
           <w:lang w:val="en-US" w:eastAsia="zh-CN"/>
         </w:rPr>
-        <w:t>2026-06-27 上传版本0，上传地球村电源板工装</w:t>
+        <w:t>2026-06-29 上传版本0</w:t>
       </w:r>
     </w:p>
     <w:p>
@@ -614,16 +721,16 @@
           <w:bCs w:val="0"/>
           <w:lang w:val="en-US" w:eastAsia="zh-CN"/>
         </w:rPr>
-        <w:t>2026-06-</w:t>
-      </w:r>
-      <w:r>
-        <w:rPr>
-          <w:rFonts w:hint="eastAsia"/>
-          <w:b w:val="0"/>
-          <w:bCs w:val="0"/>
-          <w:lang w:val="en-US" w:eastAsia="zh-CN"/>
-        </w:rPr>
-        <w:t>29</w:t>
+        <w:t>2026-0</w:t>
+      </w:r>
+      <w:r>
+        <w:rPr>
+          <w:rFonts w:hint="eastAsia"/>
+          <w:b w:val="0"/>
+          <w:bCs w:val="0"/>
+          <w:lang w:val="en-US" w:eastAsia="zh-CN"/>
+        </w:rPr>
+        <w:t>6</w:t>
       </w:r>
       <w:r>
         <w:rPr>
@@ -661,25 +768,7 @@
           <w:bCs w:val="0"/>
           <w:lang w:val="en-US" w:eastAsia="zh-CN"/>
         </w:rPr>
-        <w:t>2026-06-</w:t>
-      </w:r>
-      <w:r>
-        <w:rPr>
-          <w:rFonts w:hint="eastAsia"/>
-          <w:b w:val="0"/>
-          <w:bCs w:val="0"/>
-          <w:lang w:val="en-US" w:eastAsia="zh-CN"/>
-        </w:rPr>
-        <w:t>30</w:t>
-      </w:r>
-      <w:r>
-        <w:rPr>
-          <w:rFonts w:hint="default"/>
-          <w:b w:val="0"/>
-          <w:bCs w:val="0"/>
-          <w:lang w:val="en-US" w:eastAsia="zh-CN"/>
-        </w:rPr>
-        <w:t xml:space="preserve"> </w:t>
+        <w:t xml:space="preserve">2026-06 </w:t>
       </w:r>
       <w:r>
         <w:rPr>
@@ -695,6 +784,44 @@
       <w:pPr>
         <w:rPr>
           <w:rFonts w:hint="default"/>
+          <w:b w:val="0"/>
+          <w:bCs w:val="0"/>
+          <w:lang w:val="en-US" w:eastAsia="zh-CN"/>
+        </w:rPr>
+      </w:pPr>
+    </w:p>
+    <w:p>
+      <w:pPr>
+        <w:rPr>
+          <w:rFonts w:hint="eastAsia"/>
+          <w:b w:val="0"/>
+          <w:bCs w:val="0"/>
+          <w:lang w:val="en-US" w:eastAsia="zh-CN"/>
+        </w:rPr>
+      </w:pPr>
+      <w:r>
+        <w:rPr>
+          <w:rFonts w:hint="default"/>
+          <w:b w:val="0"/>
+          <w:bCs w:val="0"/>
+          <w:lang w:val="en-US" w:eastAsia="zh-CN"/>
+        </w:rPr>
+        <w:t>2026-0</w:t>
+      </w:r>
+      <w:r>
+        <w:rPr>
+          <w:rFonts w:hint="eastAsia"/>
+          <w:b w:val="0"/>
+          <w:bCs w:val="0"/>
+          <w:lang w:val="en-US" w:eastAsia="zh-CN"/>
+        </w:rPr>
+        <w:t>7 原理图搭建底层，驱动芯片手册C8620</w:t>
+      </w:r>
+    </w:p>
+    <w:p>
+      <w:pPr>
+        <w:rPr>
+          <w:rFonts w:hint="eastAsia"/>
           <w:b w:val="0"/>
           <w:bCs w:val="0"/>
           <w:lang w:val="en-US" w:eastAsia="zh-CN"/>
@@ -723,16 +850,7 @@
           <w:bCs w:val="0"/>
           <w:lang w:val="en-US" w:eastAsia="zh-CN"/>
         </w:rPr>
-        <w:t>2026-0</w:t>
-      </w:r>
-      <w:r>
-        <w:rPr>
-          <w:rFonts w:hint="eastAsia"/>
-          <w:b w:val="0"/>
-          <w:bCs w:val="0"/>
-          <w:lang w:val="en-US" w:eastAsia="zh-CN"/>
-        </w:rPr>
-        <w:t>7-01</w:t>
+        <w:t>2026-07 上传地球村电源板工装</w:t>
       </w:r>
     </w:p>
     <w:p>
